--- a/submission/BRCA-IV-Surgery_Thoracic_Cancer.docx
+++ b/submission/BRCA-IV-Surgery_Thoracic_Cancer.docx
@@ -937,17 +937,7 @@
           <w:i/>
           <w:sz w:val="24"/>
         </w:rPr>
-        <w:t>Shaa</w:t>
-      </w:r>
-      <w:bookmarkStart w:id="60" w:name="_GoBack"/>
-      <w:bookmarkEnd w:id="60"/>
-      <w:r>
-        <w:rPr>
-          <w:rFonts w:ascii="Arial" w:hAnsi="Arial"/>
-          <w:i/>
-          <w:sz w:val="24"/>
-        </w:rPr>
-        <w:t xml:space="preserve">nxi Provincial </w:t>
+        <w:t xml:space="preserve">Shaanxi Provincial </w:t>
       </w:r>
       <w:r>
         <w:rPr>
@@ -1151,52 +1141,6 @@
     <w:p>
       <w:pPr>
         <w:pStyle w:val="4"/>
-        <w:spacing w:before="153" w:line="259" w:lineRule="auto"/>
-        <w:ind w:left="128" w:right="192"/>
-        <w:rPr>
-          <w:rFonts w:ascii="Arial"/>
-        </w:rPr>
-      </w:pPr>
-      <w:r>
-        <w:rPr>
-          <w:rFonts w:ascii="Arial"/>
-          <w:b/>
-        </w:rPr>
-        <w:t xml:space="preserve">Objective </w:t>
-      </w:r>
-      <w:r>
-        <w:rPr>
-          <w:rFonts w:ascii="Arial"/>
-        </w:rPr>
-        <w:t>This study aims to utilize explainable machine learning to evaluate cohort feature importance and identify subgroups that may benefit from local therapy.</w:t>
-      </w:r>
-    </w:p>
-    <w:p>
-      <w:pPr>
-        <w:pStyle w:val="4"/>
-        <w:spacing w:before="153"/>
-        <w:ind w:left="128"/>
-        <w:rPr>
-          <w:rFonts w:ascii="Arial"/>
-        </w:rPr>
-      </w:pPr>
-      <w:r>
-        <w:rPr>
-          <w:rFonts w:ascii="Arial"/>
-          <w:b/>
-        </w:rPr>
-        <w:t xml:space="preserve">Design </w:t>
-      </w:r>
-      <w:r>
-        <w:rPr>
-          <w:rFonts w:ascii="Arial"/>
-        </w:rPr>
-        <w:t>This was a Cohort study (Prospective and Retrospective Cohort).</w:t>
-      </w:r>
-    </w:p>
-    <w:p>
-      <w:pPr>
-        <w:pStyle w:val="4"/>
         <w:spacing w:before="174" w:line="259" w:lineRule="auto"/>
         <w:ind w:left="120" w:right="185" w:firstLine="8"/>
         <w:rPr>
@@ -1212,224 +1156,380 @@
       </w:r>
       <w:r>
         <w:rPr>
+          <w:rFonts w:hint="eastAsia" w:ascii="Arial" w:hAnsi="Arial"/>
+          <w:spacing w:val="-4"/>
+        </w:rPr>
+        <w:t>The study involved training and validating two survival prediction models based on machine learning: a neural network and a Cox proportional hazards model.</w:t>
+      </w:r>
+      <w:r>
+        <w:rPr>
+          <w:rFonts w:ascii="Arial" w:hAnsi="Arial"/>
+        </w:rPr>
+        <w:t>The training cohort comprised 10,214 patients</w:t>
+      </w:r>
+      <w:r>
+        <w:rPr>
+          <w:rFonts w:ascii="Arial" w:hAnsi="Arial"/>
+          <w:spacing w:val="-12"/>
+        </w:rPr>
+        <w:t xml:space="preserve"> </w:t>
+      </w:r>
+      <w:r>
+        <w:rPr>
+          <w:rFonts w:ascii="Arial" w:hAnsi="Arial"/>
+        </w:rPr>
+        <w:t>with</w:t>
+      </w:r>
+      <w:r>
+        <w:rPr>
           <w:rFonts w:ascii="Arial" w:hAnsi="Arial"/>
           <w:spacing w:val="-11"/>
         </w:rPr>
-        <w:t xml:space="preserve">Two </w:t>
+        <w:t xml:space="preserve"> </w:t>
       </w:r>
       <w:r>
         <w:rPr>
           <w:rFonts w:ascii="Arial" w:hAnsi="Arial"/>
         </w:rPr>
-        <w:t xml:space="preserve">machine learning survival models—a neural network and a </w:t>
+        <w:t>M1</w:t>
+      </w:r>
+      <w:r>
+        <w:rPr>
+          <w:rFonts w:ascii="Arial" w:hAnsi="Arial"/>
+          <w:spacing w:val="-11"/>
+        </w:rPr>
+        <w:t xml:space="preserve"> </w:t>
+      </w:r>
+      <w:r>
+        <w:rPr>
+          <w:rFonts w:ascii="Arial" w:hAnsi="Arial"/>
+        </w:rPr>
+        <w:t>breast</w:t>
+      </w:r>
+      <w:r>
+        <w:rPr>
+          <w:rFonts w:ascii="Arial" w:hAnsi="Arial"/>
+          <w:spacing w:val="-12"/>
+        </w:rPr>
+        <w:t xml:space="preserve"> </w:t>
+      </w:r>
+      <w:r>
+        <w:rPr>
+          <w:rFonts w:ascii="Arial" w:hAnsi="Arial"/>
+        </w:rPr>
+        <w:t>cancer</w:t>
+      </w:r>
+      <w:r>
+        <w:rPr>
+          <w:rFonts w:ascii="Arial" w:hAnsi="Arial"/>
+          <w:spacing w:val="-11"/>
+        </w:rPr>
+        <w:t xml:space="preserve"> </w:t>
+      </w:r>
+      <w:r>
+        <w:rPr>
+          <w:rFonts w:ascii="Arial" w:hAnsi="Arial"/>
+        </w:rPr>
+        <w:t>identified</w:t>
+      </w:r>
+      <w:r>
+        <w:rPr>
+          <w:rFonts w:ascii="Arial" w:hAnsi="Arial"/>
+          <w:spacing w:val="-11"/>
+        </w:rPr>
+        <w:t xml:space="preserve"> </w:t>
+      </w:r>
+      <w:r>
+        <w:rPr>
+          <w:rFonts w:ascii="Arial" w:hAnsi="Arial"/>
+        </w:rPr>
+        <w:t>from</w:t>
+      </w:r>
+      <w:r>
+        <w:rPr>
+          <w:rFonts w:ascii="Arial" w:hAnsi="Arial"/>
+          <w:spacing w:val="-12"/>
+        </w:rPr>
+        <w:t xml:space="preserve"> </w:t>
+      </w:r>
+      <w:r>
+        <w:rPr>
+          <w:rFonts w:ascii="Arial" w:hAnsi="Arial"/>
+        </w:rPr>
+        <w:t>the</w:t>
+      </w:r>
+      <w:r>
+        <w:rPr>
+          <w:rFonts w:ascii="Arial" w:hAnsi="Arial"/>
+          <w:spacing w:val="-11"/>
+        </w:rPr>
+        <w:t xml:space="preserve"> </w:t>
+      </w:r>
+      <w:r>
+        <w:rPr>
+          <w:rFonts w:ascii="Arial" w:hAnsi="Arial"/>
+        </w:rPr>
+        <w:t>SEER</w:t>
+      </w:r>
+      <w:r>
+        <w:rPr>
+          <w:rFonts w:ascii="Arial" w:hAnsi="Arial"/>
+          <w:spacing w:val="-11"/>
+        </w:rPr>
+        <w:t xml:space="preserve"> </w:t>
+      </w:r>
+      <w:r>
+        <w:rPr>
+          <w:rFonts w:ascii="Arial" w:hAnsi="Arial"/>
+        </w:rPr>
+        <w:t>database</w:t>
+      </w:r>
+      <w:r>
+        <w:rPr>
+          <w:rFonts w:ascii="Arial" w:hAnsi="Arial"/>
+          <w:spacing w:val="-11"/>
+        </w:rPr>
+        <w:t xml:space="preserve"> </w:t>
+      </w:r>
+      <w:r>
+        <w:rPr>
+          <w:rFonts w:ascii="Arial" w:hAnsi="Arial"/>
+        </w:rPr>
+        <w:t>between</w:t>
+      </w:r>
+      <w:r>
+        <w:rPr>
+          <w:rFonts w:ascii="Arial" w:hAnsi="Arial"/>
+          <w:spacing w:val="-12"/>
+        </w:rPr>
+        <w:t xml:space="preserve"> </w:t>
+      </w:r>
+      <w:r>
+        <w:rPr>
+          <w:rFonts w:ascii="Arial" w:hAnsi="Arial"/>
+        </w:rPr>
+        <w:t>2013</w:t>
+      </w:r>
+      <w:r>
+        <w:rPr>
+          <w:rFonts w:ascii="Arial" w:hAnsi="Arial"/>
+          <w:spacing w:val="-11"/>
+        </w:rPr>
+        <w:t xml:space="preserve"> </w:t>
+      </w:r>
+      <w:r>
+        <w:rPr>
+          <w:rFonts w:ascii="Arial" w:hAnsi="Arial"/>
+        </w:rPr>
+        <w:t>and</w:t>
+      </w:r>
+      <w:r>
+        <w:rPr>
+          <w:rFonts w:ascii="Arial" w:hAnsi="Arial"/>
+          <w:spacing w:val="-11"/>
+        </w:rPr>
+        <w:t xml:space="preserve"> </w:t>
+      </w:r>
+      <w:r>
+        <w:rPr>
+          <w:rFonts w:ascii="Arial" w:hAnsi="Arial"/>
+        </w:rPr>
+        <w:t>2018.</w:t>
+      </w:r>
+      <w:r>
+        <w:rPr>
+          <w:rFonts w:ascii="Arial" w:hAnsi="Arial"/>
+          <w:spacing w:val="-12"/>
+        </w:rPr>
+        <w:t xml:space="preserve"> </w:t>
+      </w:r>
+      <w:r>
+        <w:rPr>
+          <w:rFonts w:ascii="Arial" w:hAnsi="Arial"/>
+        </w:rPr>
+        <w:t>The external test cohort included 100 patients diagnosed with M1 breast cancer in China between January</w:t>
+      </w:r>
+      <w:r>
+        <w:rPr>
+          <w:rFonts w:ascii="Arial" w:hAnsi="Arial"/>
+          <w:spacing w:val="-15"/>
+        </w:rPr>
+        <w:t xml:space="preserve"> </w:t>
+      </w:r>
+      <w:r>
+        <w:rPr>
+          <w:rFonts w:ascii="Arial" w:hAnsi="Arial"/>
+        </w:rPr>
+        <w:t>2013</w:t>
+      </w:r>
+      <w:r>
+        <w:rPr>
+          <w:rFonts w:ascii="Arial" w:hAnsi="Arial"/>
+          <w:spacing w:val="-14"/>
+        </w:rPr>
+        <w:t xml:space="preserve"> </w:t>
+      </w:r>
+      <w:r>
+        <w:rPr>
+          <w:rFonts w:ascii="Arial" w:hAnsi="Arial"/>
+        </w:rPr>
+        <w:t>and</w:t>
+      </w:r>
+      <w:r>
+        <w:rPr>
+          <w:rFonts w:ascii="Arial" w:hAnsi="Arial"/>
+          <w:spacing w:val="-14"/>
+        </w:rPr>
+        <w:t xml:space="preserve"> </w:t>
+      </w:r>
+      <w:r>
+        <w:rPr>
+          <w:rFonts w:ascii="Arial" w:hAnsi="Arial"/>
+        </w:rPr>
+        <w:t>December</w:t>
+      </w:r>
+      <w:r>
+        <w:rPr>
+          <w:rFonts w:ascii="Arial" w:hAnsi="Arial"/>
+          <w:spacing w:val="-15"/>
+        </w:rPr>
+        <w:t xml:space="preserve"> </w:t>
+      </w:r>
+      <w:r>
+        <w:rPr>
+          <w:rFonts w:ascii="Arial" w:hAnsi="Arial"/>
+        </w:rPr>
+        <w:t>2018.</w:t>
+      </w:r>
+      <w:r>
+        <w:rPr>
+          <w:rFonts w:ascii="Arial" w:hAnsi="Arial"/>
+          <w:spacing w:val="-14"/>
+        </w:rPr>
+        <w:t xml:space="preserve"> </w:t>
+      </w:r>
+      <w:r>
+        <w:rPr>
+          <w:rFonts w:ascii="Arial" w:hAnsi="Arial"/>
+        </w:rPr>
+        <w:t>Subgroup</w:t>
+      </w:r>
+      <w:r>
+        <w:rPr>
+          <w:rFonts w:ascii="Arial" w:hAnsi="Arial"/>
+          <w:spacing w:val="-14"/>
+        </w:rPr>
+        <w:t xml:space="preserve"> </w:t>
+      </w:r>
+      <w:r>
+        <w:rPr>
+          <w:rFonts w:ascii="Arial" w:hAnsi="Arial"/>
+        </w:rPr>
+        <w:t>analyses</w:t>
+      </w:r>
+      <w:r>
+        <w:rPr>
+          <w:rFonts w:ascii="Arial" w:hAnsi="Arial"/>
+          <w:spacing w:val="-14"/>
+        </w:rPr>
+        <w:t xml:space="preserve"> </w:t>
+      </w:r>
+      <w:r>
+        <w:rPr>
+          <w:rFonts w:ascii="Arial" w:hAnsi="Arial"/>
+        </w:rPr>
+        <w:t>were</w:t>
+      </w:r>
+      <w:r>
+        <w:rPr>
+          <w:rFonts w:ascii="Arial" w:hAnsi="Arial"/>
+          <w:spacing w:val="-15"/>
+        </w:rPr>
+        <w:t xml:space="preserve"> </w:t>
+      </w:r>
+      <w:r>
+        <w:rPr>
+          <w:rFonts w:ascii="Arial" w:hAnsi="Arial"/>
+        </w:rPr>
+        <w:t>subsequently</w:t>
+      </w:r>
+      <w:r>
+        <w:rPr>
+          <w:rFonts w:ascii="Arial" w:hAnsi="Arial"/>
+          <w:spacing w:val="-14"/>
+        </w:rPr>
+        <w:t xml:space="preserve"> </w:t>
+      </w:r>
+      <w:r>
+        <w:rPr>
+          <w:rFonts w:ascii="Arial" w:hAnsi="Arial"/>
+        </w:rPr>
+        <w:t>performed</w:t>
+      </w:r>
+      <w:r>
+        <w:rPr>
+          <w:rFonts w:ascii="Arial" w:hAnsi="Arial"/>
+          <w:spacing w:val="-14"/>
+        </w:rPr>
+        <w:t xml:space="preserve"> </w:t>
+      </w:r>
+      <w:r>
+        <w:rPr>
+          <w:rFonts w:ascii="Arial" w:hAnsi="Arial"/>
+        </w:rPr>
+        <w:t>to</w:t>
+      </w:r>
+      <w:r>
+        <w:rPr>
+          <w:rFonts w:ascii="Arial" w:hAnsi="Arial"/>
+          <w:spacing w:val="-14"/>
+        </w:rPr>
+        <w:t xml:space="preserve"> </w:t>
+      </w:r>
+      <w:r>
+        <w:rPr>
+          <w:rFonts w:ascii="Arial" w:hAnsi="Arial"/>
+        </w:rPr>
+        <w:t xml:space="preserve">identify patients who </w:t>
       </w:r>
       <w:r>
         <w:rPr>
           <w:rFonts w:ascii="Arial" w:hAnsi="Arial"/>
           <w:spacing w:val="-3"/>
         </w:rPr>
-        <w:t xml:space="preserve">Cox </w:t>
+        <w:t xml:space="preserve">may </w:t>
       </w:r>
       <w:r>
         <w:rPr>
           <w:rFonts w:ascii="Arial" w:hAnsi="Arial"/>
         </w:rPr>
-        <w:t xml:space="preserve">proportional hazards model—were trained and validated in this </w:t>
+        <w:t xml:space="preserve">benefit from local </w:t>
       </w:r>
       <w:r>
         <w:rPr>
           <w:rFonts w:ascii="Arial" w:hAnsi="Arial"/>
-          <w:spacing w:val="-4"/>
-        </w:rPr>
-        <w:t xml:space="preserve">study. </w:t>
+          <w:spacing w:val="-5"/>
+        </w:rPr>
+        <w:t xml:space="preserve">therapy. </w:t>
       </w:r>
       <w:r>
         <w:rPr>
           <w:rFonts w:ascii="Arial" w:hAnsi="Arial"/>
         </w:rPr>
-        <w:t>The training cohort comprised 10,214 patients</w:t>
+        <w:t xml:space="preserve">Global and individual feature importance analyses were conducted to interpret the survival predictions generated </w:t>
       </w:r>
       <w:r>
         <w:rPr>
           <w:rFonts w:ascii="Arial" w:hAnsi="Arial"/>
-          <w:spacing w:val="-12"/>
-        </w:rPr>
-        <w:t xml:space="preserve"> </w:t>
+          <w:spacing w:val="-3"/>
+        </w:rPr>
+        <w:t xml:space="preserve">by </w:t>
       </w:r>
       <w:r>
         <w:rPr>
           <w:rFonts w:ascii="Arial" w:hAnsi="Arial"/>
         </w:rPr>
-        <w:t>with</w:t>
-      </w:r>
-      <w:r>
-        <w:rPr>
-          <w:rFonts w:ascii="Arial" w:hAnsi="Arial"/>
-          <w:spacing w:val="-11"/>
-        </w:rPr>
-        <w:t xml:space="preserve"> </w:t>
-      </w:r>
-      <w:r>
-        <w:rPr>
-          <w:rFonts w:ascii="Arial" w:hAnsi="Arial"/>
-        </w:rPr>
-        <w:t>M1</w:t>
-      </w:r>
-      <w:r>
-        <w:rPr>
-          <w:rFonts w:ascii="Arial" w:hAnsi="Arial"/>
-          <w:spacing w:val="-11"/>
-        </w:rPr>
-        <w:t xml:space="preserve"> </w:t>
-      </w:r>
-      <w:r>
-        <w:rPr>
-          <w:rFonts w:ascii="Arial" w:hAnsi="Arial"/>
-        </w:rPr>
-        <w:t>breast</w:t>
-      </w:r>
-      <w:r>
-        <w:rPr>
-          <w:rFonts w:ascii="Arial" w:hAnsi="Arial"/>
-          <w:spacing w:val="-12"/>
-        </w:rPr>
-        <w:t xml:space="preserve"> </w:t>
-      </w:r>
-      <w:r>
-        <w:rPr>
-          <w:rFonts w:ascii="Arial" w:hAnsi="Arial"/>
-        </w:rPr>
-        <w:t>cancer</w:t>
-      </w:r>
-      <w:r>
-        <w:rPr>
-          <w:rFonts w:ascii="Arial" w:hAnsi="Arial"/>
-          <w:spacing w:val="-11"/>
-        </w:rPr>
-        <w:t xml:space="preserve"> </w:t>
-      </w:r>
-      <w:r>
-        <w:rPr>
-          <w:rFonts w:ascii="Arial" w:hAnsi="Arial"/>
-        </w:rPr>
-        <w:t>identified</w:t>
-      </w:r>
-      <w:r>
-        <w:rPr>
-          <w:rFonts w:ascii="Arial" w:hAnsi="Arial"/>
-          <w:spacing w:val="-11"/>
-        </w:rPr>
-        <w:t xml:space="preserve"> </w:t>
-      </w:r>
-      <w:r>
-        <w:rPr>
-          <w:rFonts w:ascii="Arial" w:hAnsi="Arial"/>
-        </w:rPr>
-        <w:t>from</w:t>
-      </w:r>
-      <w:r>
-        <w:rPr>
-          <w:rFonts w:ascii="Arial" w:hAnsi="Arial"/>
-          <w:spacing w:val="-12"/>
-        </w:rPr>
-        <w:t xml:space="preserve"> </w:t>
-      </w:r>
-      <w:r>
-        <w:rPr>
-          <w:rFonts w:ascii="Arial" w:hAnsi="Arial"/>
-        </w:rPr>
         <w:t>the</w:t>
-      </w:r>
-      <w:r>
-        <w:rPr>
-          <w:rFonts w:ascii="Arial" w:hAnsi="Arial"/>
-          <w:spacing w:val="-11"/>
-        </w:rPr>
-        <w:t xml:space="preserve"> </w:t>
-      </w:r>
-      <w:r>
-        <w:rPr>
-          <w:rFonts w:ascii="Arial" w:hAnsi="Arial"/>
-        </w:rPr>
-        <w:t>SEER</w:t>
-      </w:r>
-      <w:r>
-        <w:rPr>
-          <w:rFonts w:ascii="Arial" w:hAnsi="Arial"/>
-          <w:spacing w:val="-11"/>
-        </w:rPr>
-        <w:t xml:space="preserve"> </w:t>
-      </w:r>
-      <w:r>
-        <w:rPr>
-          <w:rFonts w:ascii="Arial" w:hAnsi="Arial"/>
-        </w:rPr>
-        <w:t>database</w:t>
-      </w:r>
-      <w:r>
-        <w:rPr>
-          <w:rFonts w:ascii="Arial" w:hAnsi="Arial"/>
-          <w:spacing w:val="-11"/>
-        </w:rPr>
-        <w:t xml:space="preserve"> </w:t>
-      </w:r>
-      <w:r>
-        <w:rPr>
-          <w:rFonts w:ascii="Arial" w:hAnsi="Arial"/>
-        </w:rPr>
-        <w:t>between</w:t>
-      </w:r>
-      <w:r>
-        <w:rPr>
-          <w:rFonts w:ascii="Arial" w:hAnsi="Arial"/>
-          <w:spacing w:val="-12"/>
-        </w:rPr>
-        <w:t xml:space="preserve"> </w:t>
-      </w:r>
-      <w:r>
-        <w:rPr>
-          <w:rFonts w:ascii="Arial" w:hAnsi="Arial"/>
-        </w:rPr>
-        <w:t>2013</w:t>
-      </w:r>
-      <w:r>
-        <w:rPr>
-          <w:rFonts w:ascii="Arial" w:hAnsi="Arial"/>
-          <w:spacing w:val="-11"/>
-        </w:rPr>
-        <w:t xml:space="preserve"> </w:t>
-      </w:r>
-      <w:r>
-        <w:rPr>
-          <w:rFonts w:ascii="Arial" w:hAnsi="Arial"/>
-        </w:rPr>
-        <w:t>and</w:t>
-      </w:r>
-      <w:r>
-        <w:rPr>
-          <w:rFonts w:ascii="Arial" w:hAnsi="Arial"/>
-          <w:spacing w:val="-11"/>
-        </w:rPr>
-        <w:t xml:space="preserve"> </w:t>
-      </w:r>
-      <w:r>
-        <w:rPr>
-          <w:rFonts w:ascii="Arial" w:hAnsi="Arial"/>
-        </w:rPr>
-        <w:t>2018.</w:t>
-      </w:r>
-      <w:r>
-        <w:rPr>
-          <w:rFonts w:ascii="Arial" w:hAnsi="Arial"/>
-          <w:spacing w:val="-12"/>
-        </w:rPr>
-        <w:t xml:space="preserve"> </w:t>
-      </w:r>
-      <w:r>
-        <w:rPr>
-          <w:rFonts w:ascii="Arial" w:hAnsi="Arial"/>
-        </w:rPr>
-        <w:t>The external test cohort included 100 patients diagnosed with M1 breast cancer in China between January</w:t>
       </w:r>
       <w:r>
         <w:rPr>
@@ -1442,760 +1542,8 @@
         <w:rPr>
           <w:rFonts w:ascii="Arial" w:hAnsi="Arial"/>
         </w:rPr>
-        <w:t>2013</w:t>
-      </w:r>
-      <w:r>
-        <w:rPr>
-          <w:rFonts w:ascii="Arial" w:hAnsi="Arial"/>
-          <w:spacing w:val="-14"/>
-        </w:rPr>
-        <w:t xml:space="preserve"> </w:t>
-      </w:r>
-      <w:r>
-        <w:rPr>
-          <w:rFonts w:ascii="Arial" w:hAnsi="Arial"/>
-        </w:rPr>
-        <w:t>and</w:t>
-      </w:r>
-      <w:r>
-        <w:rPr>
-          <w:rFonts w:ascii="Arial" w:hAnsi="Arial"/>
-          <w:spacing w:val="-14"/>
-        </w:rPr>
-        <w:t xml:space="preserve"> </w:t>
-      </w:r>
-      <w:r>
-        <w:rPr>
-          <w:rFonts w:ascii="Arial" w:hAnsi="Arial"/>
-        </w:rPr>
-        <w:t>December</w:t>
-      </w:r>
-      <w:r>
-        <w:rPr>
-          <w:rFonts w:ascii="Arial" w:hAnsi="Arial"/>
-          <w:spacing w:val="-15"/>
-        </w:rPr>
-        <w:t xml:space="preserve"> </w:t>
-      </w:r>
-      <w:r>
-        <w:rPr>
-          <w:rFonts w:ascii="Arial" w:hAnsi="Arial"/>
-        </w:rPr>
-        <w:t>2018.</w:t>
-      </w:r>
-      <w:r>
-        <w:rPr>
-          <w:rFonts w:ascii="Arial" w:hAnsi="Arial"/>
-          <w:spacing w:val="-14"/>
-        </w:rPr>
-        <w:t xml:space="preserve"> </w:t>
-      </w:r>
-      <w:r>
-        <w:rPr>
-          <w:rFonts w:ascii="Arial" w:hAnsi="Arial"/>
-        </w:rPr>
-        <w:t>Subgroup</w:t>
-      </w:r>
-      <w:r>
-        <w:rPr>
-          <w:rFonts w:ascii="Arial" w:hAnsi="Arial"/>
-          <w:spacing w:val="-14"/>
-        </w:rPr>
-        <w:t xml:space="preserve"> </w:t>
-      </w:r>
-      <w:r>
-        <w:rPr>
-          <w:rFonts w:ascii="Arial" w:hAnsi="Arial"/>
-        </w:rPr>
-        <w:t>analyses</w:t>
-      </w:r>
-      <w:r>
-        <w:rPr>
-          <w:rFonts w:ascii="Arial" w:hAnsi="Arial"/>
-          <w:spacing w:val="-14"/>
-        </w:rPr>
-        <w:t xml:space="preserve"> </w:t>
-      </w:r>
-      <w:r>
-        <w:rPr>
-          <w:rFonts w:ascii="Arial" w:hAnsi="Arial"/>
-        </w:rPr>
-        <w:t>were</w:t>
-      </w:r>
-      <w:r>
-        <w:rPr>
-          <w:rFonts w:ascii="Arial" w:hAnsi="Arial"/>
-          <w:spacing w:val="-15"/>
-        </w:rPr>
-        <w:t xml:space="preserve"> </w:t>
-      </w:r>
-      <w:r>
-        <w:rPr>
-          <w:rFonts w:ascii="Arial" w:hAnsi="Arial"/>
-        </w:rPr>
-        <w:t>subsequently</w:t>
-      </w:r>
-      <w:r>
-        <w:rPr>
-          <w:rFonts w:ascii="Arial" w:hAnsi="Arial"/>
-          <w:spacing w:val="-14"/>
-        </w:rPr>
-        <w:t xml:space="preserve"> </w:t>
-      </w:r>
-      <w:r>
-        <w:rPr>
-          <w:rFonts w:ascii="Arial" w:hAnsi="Arial"/>
-        </w:rPr>
-        <w:t>performed</w:t>
-      </w:r>
-      <w:r>
-        <w:rPr>
-          <w:rFonts w:ascii="Arial" w:hAnsi="Arial"/>
-          <w:spacing w:val="-14"/>
-        </w:rPr>
-        <w:t xml:space="preserve"> </w:t>
-      </w:r>
-      <w:r>
-        <w:rPr>
-          <w:rFonts w:ascii="Arial" w:hAnsi="Arial"/>
-        </w:rPr>
-        <w:t>to</w:t>
-      </w:r>
-      <w:r>
-        <w:rPr>
-          <w:rFonts w:ascii="Arial" w:hAnsi="Arial"/>
-          <w:spacing w:val="-14"/>
-        </w:rPr>
-        <w:t xml:space="preserve"> </w:t>
-      </w:r>
-      <w:r>
-        <w:rPr>
-          <w:rFonts w:ascii="Arial" w:hAnsi="Arial"/>
-        </w:rPr>
-        <w:t xml:space="preserve">identify patients who </w:t>
-      </w:r>
-      <w:r>
-        <w:rPr>
-          <w:rFonts w:ascii="Arial" w:hAnsi="Arial"/>
-          <w:spacing w:val="-3"/>
-        </w:rPr>
-        <w:t xml:space="preserve">may </w:t>
-      </w:r>
-      <w:r>
-        <w:rPr>
-          <w:rFonts w:ascii="Arial" w:hAnsi="Arial"/>
-        </w:rPr>
-        <w:t xml:space="preserve">benefit from local </w:t>
-      </w:r>
-      <w:r>
-        <w:rPr>
-          <w:rFonts w:ascii="Arial" w:hAnsi="Arial"/>
-          <w:spacing w:val="-5"/>
-        </w:rPr>
-        <w:t xml:space="preserve">therapy. </w:t>
-      </w:r>
-      <w:r>
-        <w:rPr>
-          <w:rFonts w:ascii="Arial" w:hAnsi="Arial"/>
-        </w:rPr>
-        <w:t xml:space="preserve">Global and individual feature importance analyses were conducted to interpret the survival predictions generated </w:t>
-      </w:r>
-      <w:r>
-        <w:rPr>
-          <w:rFonts w:ascii="Arial" w:hAnsi="Arial"/>
-          <w:spacing w:val="-3"/>
-        </w:rPr>
-        <w:t xml:space="preserve">by </w:t>
-      </w:r>
-      <w:r>
-        <w:rPr>
-          <w:rFonts w:ascii="Arial" w:hAnsi="Arial"/>
-        </w:rPr>
-        <w:t>the</w:t>
-      </w:r>
-      <w:r>
-        <w:rPr>
-          <w:rFonts w:ascii="Arial" w:hAnsi="Arial"/>
-          <w:spacing w:val="-15"/>
-        </w:rPr>
-        <w:t xml:space="preserve"> </w:t>
-      </w:r>
-      <w:r>
-        <w:rPr>
-          <w:rFonts w:ascii="Arial" w:hAnsi="Arial"/>
-        </w:rPr>
         <w:t>models.</w:t>
       </w:r>
-    </w:p>
-    <w:p>
-      <w:pPr>
-        <w:pStyle w:val="4"/>
-        <w:spacing w:before="157" w:line="259" w:lineRule="auto"/>
-        <w:ind w:left="120" w:right="145" w:firstLine="7"/>
-        <w:rPr>
-          <w:rFonts w:ascii="Arial"/>
-        </w:rPr>
-      </w:pPr>
-      <w:r>
-        <w:rPr>
-          <w:rFonts w:ascii="Arial"/>
-          <w:b/>
-        </w:rPr>
-        <w:t>Results</w:t>
-      </w:r>
-      <w:r>
-        <w:rPr>
-          <w:rFonts w:ascii="Arial"/>
-          <w:b/>
-          <w:spacing w:val="-23"/>
-        </w:rPr>
-        <w:t xml:space="preserve"> </w:t>
-      </w:r>
-      <w:r>
-        <w:rPr>
-          <w:rFonts w:ascii="Arial"/>
-        </w:rPr>
-        <w:t>A</w:t>
-      </w:r>
-      <w:r>
-        <w:rPr>
-          <w:rFonts w:ascii="Arial"/>
-          <w:spacing w:val="-22"/>
-        </w:rPr>
-        <w:t xml:space="preserve"> </w:t>
-      </w:r>
-      <w:r>
-        <w:rPr>
-          <w:rFonts w:ascii="Arial"/>
-        </w:rPr>
-        <w:t>total</w:t>
-      </w:r>
-      <w:r>
-        <w:rPr>
-          <w:rFonts w:ascii="Arial"/>
-          <w:spacing w:val="-23"/>
-        </w:rPr>
-        <w:t xml:space="preserve"> </w:t>
-      </w:r>
-      <w:r>
-        <w:rPr>
-          <w:rFonts w:ascii="Arial"/>
-        </w:rPr>
-        <w:t>of</w:t>
-      </w:r>
-      <w:r>
-        <w:rPr>
-          <w:rFonts w:ascii="Arial"/>
-          <w:spacing w:val="-23"/>
-        </w:rPr>
-        <w:t xml:space="preserve"> </w:t>
-      </w:r>
-      <w:r>
-        <w:rPr>
-          <w:rFonts w:ascii="Arial"/>
-        </w:rPr>
-        <w:t>10,314</w:t>
-      </w:r>
-      <w:r>
-        <w:rPr>
-          <w:rFonts w:ascii="Arial"/>
-          <w:spacing w:val="-22"/>
-        </w:rPr>
-        <w:t xml:space="preserve"> </w:t>
-      </w:r>
-      <w:r>
-        <w:rPr>
-          <w:rFonts w:ascii="Arial"/>
-        </w:rPr>
-        <w:t>patients</w:t>
-      </w:r>
-      <w:r>
-        <w:rPr>
-          <w:rFonts w:ascii="Arial"/>
-          <w:spacing w:val="-23"/>
-        </w:rPr>
-        <w:t xml:space="preserve"> </w:t>
-      </w:r>
-      <w:r>
-        <w:rPr>
-          <w:rFonts w:ascii="Arial"/>
-        </w:rPr>
-        <w:t>were</w:t>
-      </w:r>
-      <w:r>
-        <w:rPr>
-          <w:rFonts w:ascii="Arial"/>
-          <w:spacing w:val="-23"/>
-        </w:rPr>
-        <w:t xml:space="preserve"> </w:t>
-      </w:r>
-      <w:r>
-        <w:rPr>
-          <w:rFonts w:ascii="Arial"/>
-        </w:rPr>
-        <w:t>included</w:t>
-      </w:r>
-      <w:r>
-        <w:rPr>
-          <w:rFonts w:ascii="Arial"/>
-          <w:spacing w:val="-22"/>
-        </w:rPr>
-        <w:t xml:space="preserve"> </w:t>
-      </w:r>
-      <w:r>
-        <w:rPr>
-          <w:rFonts w:ascii="Arial"/>
-        </w:rPr>
-        <w:t>in</w:t>
-      </w:r>
-      <w:r>
-        <w:rPr>
-          <w:rFonts w:ascii="Arial"/>
-          <w:spacing w:val="-23"/>
-        </w:rPr>
-        <w:t xml:space="preserve"> </w:t>
-      </w:r>
-      <w:r>
-        <w:rPr>
-          <w:rFonts w:ascii="Arial"/>
-        </w:rPr>
-        <w:t>this</w:t>
-      </w:r>
-      <w:r>
-        <w:rPr>
-          <w:rFonts w:ascii="Arial"/>
-          <w:spacing w:val="-23"/>
-        </w:rPr>
-        <w:t xml:space="preserve"> </w:t>
-      </w:r>
-      <w:r>
-        <w:rPr>
-          <w:rFonts w:ascii="Arial"/>
-          <w:spacing w:val="-4"/>
-        </w:rPr>
-        <w:t>study.</w:t>
-      </w:r>
-      <w:r>
-        <w:rPr>
-          <w:rFonts w:ascii="Arial"/>
-          <w:spacing w:val="-21"/>
-        </w:rPr>
-        <w:t xml:space="preserve"> </w:t>
-      </w:r>
-      <w:r>
-        <w:rPr>
-          <w:rFonts w:ascii="Arial"/>
-          <w:spacing w:val="-4"/>
-        </w:rPr>
-        <w:t>We</w:t>
-      </w:r>
-      <w:r>
-        <w:rPr>
-          <w:rFonts w:ascii="Arial"/>
-          <w:spacing w:val="-22"/>
-        </w:rPr>
-        <w:t xml:space="preserve"> </w:t>
-      </w:r>
-      <w:r>
-        <w:rPr>
-          <w:rFonts w:ascii="Arial"/>
-        </w:rPr>
-        <w:t>identified</w:t>
-      </w:r>
-      <w:r>
-        <w:rPr>
-          <w:rFonts w:ascii="Arial"/>
-          <w:spacing w:val="-23"/>
-        </w:rPr>
-        <w:t xml:space="preserve"> </w:t>
-      </w:r>
-      <w:r>
-        <w:rPr>
-          <w:rFonts w:ascii="Arial"/>
-        </w:rPr>
-        <w:t>that</w:t>
-      </w:r>
-      <w:r>
-        <w:rPr>
-          <w:rFonts w:ascii="Arial"/>
-          <w:spacing w:val="-23"/>
-        </w:rPr>
-        <w:t xml:space="preserve"> </w:t>
-      </w:r>
-      <w:r>
-        <w:rPr>
-          <w:rFonts w:ascii="Arial"/>
-        </w:rPr>
-        <w:t>Surgery</w:t>
-      </w:r>
-      <w:r>
-        <w:rPr>
-          <w:rFonts w:ascii="Arial"/>
-          <w:spacing w:val="-23"/>
-        </w:rPr>
-        <w:t xml:space="preserve"> </w:t>
-      </w:r>
-      <w:r>
-        <w:rPr>
-          <w:rFonts w:ascii="Arial"/>
-        </w:rPr>
-        <w:t>improved the OS in patients with metastasis at Bone:5-year OS rates of 76.9 versus 27.2% (surgery vs. non-surgery,</w:t>
-      </w:r>
-      <w:r>
-        <w:rPr>
-          <w:rFonts w:ascii="Arial"/>
-          <w:spacing w:val="-18"/>
-        </w:rPr>
-        <w:t xml:space="preserve"> </w:t>
-      </w:r>
-      <w:r>
-        <w:rPr>
-          <w:rFonts w:ascii="Arial"/>
-        </w:rPr>
-        <w:t>P</w:t>
-      </w:r>
-      <w:r>
-        <w:rPr>
-          <w:rFonts w:ascii="Arial"/>
-          <w:spacing w:val="-16"/>
-        </w:rPr>
-        <w:t xml:space="preserve"> </w:t>
-      </w:r>
-      <w:r>
-        <w:rPr>
-          <w:rFonts w:ascii="Arial"/>
-        </w:rPr>
-        <w:t>=</w:t>
-      </w:r>
-      <w:r>
-        <w:rPr>
-          <w:rFonts w:ascii="Arial"/>
-          <w:spacing w:val="-17"/>
-        </w:rPr>
-        <w:t xml:space="preserve"> </w:t>
-      </w:r>
-      <w:r>
-        <w:rPr>
-          <w:rFonts w:ascii="Arial"/>
-        </w:rPr>
-        <w:t>0.035)</w:t>
-      </w:r>
-      <w:r>
-        <w:rPr>
-          <w:rFonts w:ascii="Arial"/>
-          <w:spacing w:val="-17"/>
-        </w:rPr>
-        <w:t xml:space="preserve"> </w:t>
-      </w:r>
-      <w:r>
-        <w:rPr>
-          <w:rFonts w:ascii="Arial"/>
-        </w:rPr>
-        <w:t>and</w:t>
-      </w:r>
-      <w:r>
-        <w:rPr>
-          <w:rFonts w:ascii="Arial"/>
-          <w:spacing w:val="-16"/>
-        </w:rPr>
-        <w:t xml:space="preserve"> </w:t>
-      </w:r>
-      <w:r>
-        <w:rPr>
-          <w:rFonts w:ascii="Arial"/>
-        </w:rPr>
-        <w:t>cohort</w:t>
-      </w:r>
-      <w:r>
-        <w:rPr>
-          <w:rFonts w:ascii="Arial"/>
-          <w:spacing w:val="-17"/>
-        </w:rPr>
-        <w:t xml:space="preserve"> </w:t>
-      </w:r>
-      <w:r>
-        <w:rPr>
-          <w:rFonts w:ascii="Arial"/>
-        </w:rPr>
-        <w:t>with</w:t>
-      </w:r>
-      <w:r>
-        <w:rPr>
-          <w:rFonts w:ascii="Arial"/>
-          <w:spacing w:val="-17"/>
-        </w:rPr>
-        <w:t xml:space="preserve"> </w:t>
-      </w:r>
-      <w:r>
-        <w:rPr>
-          <w:rFonts w:ascii="Arial"/>
-        </w:rPr>
-        <w:t>non-triple-negative,</w:t>
-      </w:r>
-      <w:r>
-        <w:rPr>
-          <w:rFonts w:ascii="Arial"/>
-          <w:spacing w:val="-16"/>
-        </w:rPr>
-        <w:t xml:space="preserve"> </w:t>
-      </w:r>
-      <w:r>
-        <w:rPr>
-          <w:rFonts w:ascii="Arial"/>
-        </w:rPr>
-        <w:t>5-year</w:t>
-      </w:r>
-      <w:r>
-        <w:rPr>
-          <w:rFonts w:ascii="Arial"/>
-          <w:spacing w:val="-17"/>
-        </w:rPr>
-        <w:t xml:space="preserve"> </w:t>
-      </w:r>
-      <w:r>
-        <w:rPr>
-          <w:rFonts w:ascii="Arial"/>
-        </w:rPr>
-        <w:t>OS</w:t>
-      </w:r>
-      <w:r>
-        <w:rPr>
-          <w:rFonts w:ascii="Arial"/>
-          <w:spacing w:val="-17"/>
-        </w:rPr>
-        <w:t xml:space="preserve"> </w:t>
-      </w:r>
-      <w:r>
-        <w:rPr>
-          <w:rFonts w:ascii="Arial"/>
-        </w:rPr>
-        <w:t>rates</w:t>
-      </w:r>
-      <w:r>
-        <w:rPr>
-          <w:rFonts w:ascii="Arial"/>
-          <w:spacing w:val="-17"/>
-        </w:rPr>
-        <w:t xml:space="preserve"> </w:t>
-      </w:r>
-      <w:r>
-        <w:rPr>
-          <w:rFonts w:ascii="Arial"/>
-        </w:rPr>
-        <w:t>of</w:t>
-      </w:r>
-      <w:r>
-        <w:rPr>
-          <w:rFonts w:ascii="Arial"/>
-          <w:spacing w:val="-17"/>
-        </w:rPr>
-        <w:t xml:space="preserve"> </w:t>
-      </w:r>
-      <w:r>
-        <w:rPr>
-          <w:rFonts w:ascii="Arial"/>
-        </w:rPr>
-        <w:t>84.</w:t>
-      </w:r>
-      <w:r>
-        <w:rPr>
-          <w:rFonts w:ascii="Arial"/>
-          <w:spacing w:val="-17"/>
-        </w:rPr>
-        <w:t xml:space="preserve"> </w:t>
-      </w:r>
-      <w:r>
-        <w:rPr>
-          <w:rFonts w:ascii="Arial"/>
-        </w:rPr>
-        <w:t>versus</w:t>
-      </w:r>
-      <w:r>
-        <w:rPr>
-          <w:rFonts w:ascii="Arial"/>
-          <w:spacing w:val="-17"/>
-        </w:rPr>
-        <w:t xml:space="preserve"> </w:t>
-      </w:r>
-      <w:r>
-        <w:rPr>
-          <w:rFonts w:ascii="Arial"/>
-        </w:rPr>
-        <w:t>32.3% (surgery</w:t>
-      </w:r>
-      <w:r>
-        <w:rPr>
-          <w:rFonts w:ascii="Arial"/>
-          <w:spacing w:val="26"/>
-        </w:rPr>
-        <w:t xml:space="preserve"> </w:t>
-      </w:r>
-      <w:r>
-        <w:rPr>
-          <w:rFonts w:ascii="Arial"/>
-        </w:rPr>
-        <w:t>vs.</w:t>
-      </w:r>
-      <w:r>
-        <w:rPr>
-          <w:rFonts w:ascii="Arial"/>
-          <w:spacing w:val="37"/>
-        </w:rPr>
-        <w:t xml:space="preserve"> </w:t>
-      </w:r>
-      <w:r>
-        <w:rPr>
-          <w:rFonts w:ascii="Arial"/>
-        </w:rPr>
-        <w:t>non-surgery,</w:t>
-      </w:r>
-      <w:r>
-        <w:rPr>
-          <w:rFonts w:ascii="Arial"/>
-          <w:spacing w:val="37"/>
-        </w:rPr>
-        <w:t xml:space="preserve"> </w:t>
-      </w:r>
-      <w:r>
-        <w:rPr>
-          <w:rFonts w:ascii="Arial"/>
-        </w:rPr>
-        <w:t>P</w:t>
-      </w:r>
-      <w:r>
-        <w:rPr>
-          <w:rFonts w:ascii="Arial"/>
-          <w:spacing w:val="26"/>
-        </w:rPr>
-        <w:t xml:space="preserve"> </w:t>
-      </w:r>
-      <w:r>
-        <w:rPr>
-          <w:rFonts w:ascii="Arial"/>
-        </w:rPr>
-        <w:t>=</w:t>
-      </w:r>
-      <w:r>
-        <w:rPr>
-          <w:rFonts w:ascii="Arial"/>
-          <w:spacing w:val="27"/>
-        </w:rPr>
-        <w:t xml:space="preserve"> </w:t>
-      </w:r>
-      <w:r>
-        <w:rPr>
-          <w:rFonts w:ascii="Arial"/>
-        </w:rPr>
-        <w:t>0.027).The</w:t>
-      </w:r>
-      <w:r>
-        <w:rPr>
-          <w:rFonts w:ascii="Arial"/>
-          <w:spacing w:val="27"/>
-        </w:rPr>
-        <w:t xml:space="preserve"> </w:t>
-      </w:r>
-      <w:r>
-        <w:rPr>
-          <w:rFonts w:ascii="Arial"/>
-        </w:rPr>
-        <w:t>deep</w:t>
-      </w:r>
-      <w:r>
-        <w:rPr>
-          <w:rFonts w:ascii="Arial"/>
-          <w:spacing w:val="26"/>
-        </w:rPr>
-        <w:t xml:space="preserve"> </w:t>
-      </w:r>
-      <w:r>
-        <w:rPr>
-          <w:rFonts w:ascii="Arial"/>
-        </w:rPr>
-        <w:t>learning</w:t>
-      </w:r>
-      <w:r>
-        <w:rPr>
-          <w:rFonts w:ascii="Arial"/>
-          <w:spacing w:val="27"/>
-        </w:rPr>
-        <w:t xml:space="preserve"> </w:t>
-      </w:r>
-      <w:r>
-        <w:rPr>
-          <w:rFonts w:ascii="Arial"/>
-        </w:rPr>
-        <w:t>network</w:t>
-      </w:r>
-      <w:r>
-        <w:rPr>
-          <w:rFonts w:ascii="Arial"/>
-          <w:spacing w:val="27"/>
-        </w:rPr>
-        <w:t xml:space="preserve"> </w:t>
-      </w:r>
-      <w:r>
-        <w:rPr>
-          <w:rFonts w:ascii="Arial"/>
-        </w:rPr>
-        <w:t>performed</w:t>
-      </w:r>
-      <w:r>
-        <w:rPr>
-          <w:rFonts w:ascii="Arial"/>
-          <w:spacing w:val="26"/>
-        </w:rPr>
-        <w:t xml:space="preserve"> </w:t>
-      </w:r>
-      <w:r>
-        <w:rPr>
-          <w:rFonts w:ascii="Arial"/>
-        </w:rPr>
-        <w:t>more</w:t>
-      </w:r>
-      <w:r>
-        <w:rPr>
-          <w:rFonts w:ascii="Arial"/>
-          <w:spacing w:val="27"/>
-        </w:rPr>
-        <w:t xml:space="preserve"> </w:t>
-      </w:r>
-      <w:r>
-        <w:rPr>
-          <w:rFonts w:ascii="Arial"/>
-        </w:rPr>
-        <w:t>stably</w:t>
-      </w:r>
-      <w:r>
-        <w:rPr>
-          <w:rFonts w:ascii="Arial"/>
-          <w:spacing w:val="27"/>
-        </w:rPr>
-        <w:t xml:space="preserve"> </w:t>
-      </w:r>
-      <w:r>
-        <w:rPr>
-          <w:rFonts w:ascii="Arial"/>
-        </w:rPr>
-        <w:t>and</w:t>
-      </w:r>
-    </w:p>
-    <w:p>
-      <w:pPr>
-        <w:spacing w:after="0" w:line="259" w:lineRule="auto"/>
-        <w:rPr>
-          <w:rFonts w:ascii="Arial"/>
-        </w:rPr>
-        <w:sectPr>
-          <w:headerReference r:id="rId5" w:type="default"/>
-          <w:footerReference r:id="rId6" w:type="default"/>
-          <w:type w:val="continuous"/>
-          <w:pgSz w:w="11910" w:h="16840"/>
-          <w:pgMar w:top="460" w:right="760" w:bottom="1240" w:left="780" w:header="720" w:footer="1043" w:gutter="0"/>
-          <w:pgNumType w:start="1"/>
-          <w:cols w:space="720" w:num="1"/>
-        </w:sectPr>
-      </w:pPr>
     </w:p>
     <w:p>
       <w:pPr>
@@ -2204,358 +1552,51 @@
         <w:jc w:val="left"/>
         <w:rPr>
           <w:rFonts w:ascii="Arial"/>
-          <w:sz w:val="15"/>
         </w:rPr>
       </w:pPr>
-    </w:p>
-    <w:p>
-      <w:pPr>
-        <w:pStyle w:val="4"/>
-        <w:spacing w:before="103" w:line="259" w:lineRule="auto"/>
-        <w:ind w:left="174" w:right="113"/>
+      <w:r>
         <w:rPr>
           <w:rFonts w:ascii="Arial"/>
-        </w:rPr>
-      </w:pPr>
+          <w:b/>
+        </w:rPr>
+        <w:t>Results</w:t>
+      </w:r>
       <w:r>
         <w:rPr>
           <w:rFonts w:ascii="Arial"/>
-        </w:rPr>
-        <w:t>accurately</w:t>
-      </w:r>
-      <w:r>
-        <w:rPr>
-          <w:rFonts w:ascii="Arial"/>
-          <w:spacing w:val="-11"/>
-        </w:rPr>
-        <w:t xml:space="preserve"> </w:t>
-      </w:r>
-      <w:r>
-        <w:rPr>
-          <w:rFonts w:ascii="Arial"/>
-        </w:rPr>
-        <w:t>in</w:t>
-      </w:r>
-      <w:r>
-        <w:rPr>
-          <w:rFonts w:ascii="Arial"/>
-          <w:spacing w:val="-10"/>
-        </w:rPr>
-        <w:t xml:space="preserve"> </w:t>
-      </w:r>
-      <w:r>
-        <w:rPr>
-          <w:rFonts w:ascii="Arial"/>
-        </w:rPr>
-        <w:t>predicting</w:t>
-      </w:r>
-      <w:r>
-        <w:rPr>
-          <w:rFonts w:ascii="Arial"/>
-          <w:spacing w:val="-10"/>
-        </w:rPr>
-        <w:t xml:space="preserve"> </w:t>
-      </w:r>
-      <w:r>
-        <w:rPr>
-          <w:rFonts w:ascii="Arial"/>
-        </w:rPr>
-        <w:t>patients</w:t>
-      </w:r>
-      <w:r>
-        <w:rPr>
-          <w:rFonts w:ascii="Arial"/>
-          <w:spacing w:val="-10"/>
-        </w:rPr>
-        <w:t xml:space="preserve"> </w:t>
-      </w:r>
-      <w:r>
-        <w:rPr>
-          <w:rFonts w:ascii="Arial"/>
-        </w:rPr>
-        <w:t>survival</w:t>
-      </w:r>
-      <w:r>
-        <w:rPr>
-          <w:rFonts w:ascii="Arial"/>
-          <w:spacing w:val="-10"/>
-        </w:rPr>
-        <w:t xml:space="preserve"> </w:t>
-      </w:r>
-      <w:r>
-        <w:rPr>
-          <w:rFonts w:ascii="Arial"/>
-        </w:rPr>
-        <w:t>than</w:t>
-      </w:r>
-      <w:r>
-        <w:rPr>
-          <w:rFonts w:ascii="Arial"/>
-          <w:spacing w:val="-11"/>
-        </w:rPr>
-        <w:t xml:space="preserve"> </w:t>
-      </w:r>
-      <w:r>
-        <w:rPr>
-          <w:rFonts w:ascii="Arial"/>
-        </w:rPr>
-        <w:t>and</w:t>
-      </w:r>
-      <w:r>
-        <w:rPr>
-          <w:rFonts w:ascii="Arial"/>
-          <w:spacing w:val="-10"/>
-        </w:rPr>
-        <w:t xml:space="preserve"> </w:t>
-      </w:r>
-      <w:r>
-        <w:rPr>
-          <w:rFonts w:ascii="Arial"/>
-          <w:spacing w:val="-3"/>
-        </w:rPr>
-        <w:t>Cox</w:t>
-      </w:r>
-      <w:r>
-        <w:rPr>
-          <w:rFonts w:ascii="Arial"/>
-          <w:spacing w:val="-10"/>
-        </w:rPr>
-        <w:t xml:space="preserve"> </w:t>
-      </w:r>
-      <w:r>
-        <w:rPr>
-          <w:rFonts w:ascii="Arial"/>
-        </w:rPr>
-        <w:t>proportional</w:t>
-      </w:r>
-      <w:r>
-        <w:rPr>
-          <w:rFonts w:ascii="Arial"/>
-          <w:spacing w:val="-10"/>
-        </w:rPr>
-        <w:t xml:space="preserve"> </w:t>
-      </w:r>
-      <w:r>
-        <w:rPr>
-          <w:rFonts w:ascii="Arial"/>
-        </w:rPr>
-        <w:t>hazard</w:t>
-      </w:r>
-      <w:r>
-        <w:rPr>
-          <w:rFonts w:ascii="Arial"/>
-          <w:spacing w:val="-10"/>
-        </w:rPr>
-        <w:t xml:space="preserve"> </w:t>
-      </w:r>
-      <w:r>
-        <w:rPr>
-          <w:rFonts w:ascii="Arial"/>
-        </w:rPr>
-        <w:t>model</w:t>
-      </w:r>
-      <w:r>
-        <w:rPr>
-          <w:rFonts w:ascii="Arial"/>
-          <w:spacing w:val="-10"/>
-        </w:rPr>
-        <w:t xml:space="preserve"> </w:t>
-      </w:r>
-      <w:r>
-        <w:rPr>
-          <w:rFonts w:ascii="Arial"/>
-        </w:rPr>
-        <w:t>on</w:t>
-      </w:r>
-      <w:r>
-        <w:rPr>
-          <w:rFonts w:ascii="Arial"/>
-          <w:spacing w:val="-11"/>
-        </w:rPr>
-        <w:t xml:space="preserve"> </w:t>
-      </w:r>
-      <w:r>
-        <w:rPr>
-          <w:rFonts w:ascii="Arial"/>
-        </w:rPr>
-        <w:t>the</w:t>
-      </w:r>
-      <w:r>
-        <w:rPr>
-          <w:rFonts w:ascii="Arial"/>
-          <w:spacing w:val="-10"/>
-        </w:rPr>
-        <w:t xml:space="preserve"> </w:t>
-      </w:r>
-      <w:r>
-        <w:rPr>
-          <w:rFonts w:ascii="Arial"/>
-        </w:rPr>
-        <w:t>internal test</w:t>
-      </w:r>
-      <w:r>
-        <w:rPr>
-          <w:rFonts w:ascii="Arial"/>
-          <w:spacing w:val="-24"/>
-        </w:rPr>
-        <w:t xml:space="preserve"> </w:t>
-      </w:r>
-      <w:r>
-        <w:rPr>
-          <w:rFonts w:ascii="Arial"/>
-        </w:rPr>
-        <w:t>dataset</w:t>
-      </w:r>
-      <w:r>
-        <w:rPr>
-          <w:rFonts w:ascii="Arial"/>
-          <w:spacing w:val="-24"/>
-        </w:rPr>
-        <w:t xml:space="preserve"> </w:t>
-      </w:r>
-      <w:r>
-        <w:rPr>
-          <w:rFonts w:ascii="Arial"/>
-        </w:rPr>
-        <w:t>(C-index=0.771</w:t>
-      </w:r>
-      <w:r>
-        <w:rPr>
-          <w:rFonts w:ascii="Arial"/>
+          <w:b/>
           <w:spacing w:val="-23"/>
         </w:rPr>
         <w:t xml:space="preserve"> </w:t>
       </w:r>
       <w:r>
         <w:rPr>
-          <w:rFonts w:ascii="Arial"/>
-        </w:rPr>
-        <w:t>vs</w:t>
-      </w:r>
-      <w:r>
-        <w:rPr>
-          <w:rFonts w:ascii="Arial"/>
-          <w:spacing w:val="-24"/>
-        </w:rPr>
-        <w:t xml:space="preserve"> </w:t>
-      </w:r>
-      <w:r>
-        <w:rPr>
-          <w:rFonts w:ascii="Arial"/>
-        </w:rPr>
-        <w:t>0.632)</w:t>
-      </w:r>
-      <w:r>
-        <w:rPr>
-          <w:rFonts w:ascii="Arial"/>
-          <w:spacing w:val="-24"/>
-        </w:rPr>
-        <w:t xml:space="preserve"> </w:t>
-      </w:r>
-      <w:r>
-        <w:rPr>
-          <w:rFonts w:ascii="Arial"/>
-        </w:rPr>
-        <w:t>and</w:t>
-      </w:r>
-      <w:r>
-        <w:rPr>
-          <w:rFonts w:ascii="Arial"/>
-          <w:spacing w:val="-23"/>
-        </w:rPr>
-        <w:t xml:space="preserve"> </w:t>
-      </w:r>
-      <w:r>
-        <w:rPr>
-          <w:rFonts w:ascii="Arial"/>
-        </w:rPr>
-        <w:t>in</w:t>
-      </w:r>
-      <w:r>
-        <w:rPr>
-          <w:rFonts w:ascii="Arial"/>
-          <w:spacing w:val="-24"/>
-        </w:rPr>
-        <w:t xml:space="preserve"> </w:t>
-      </w:r>
-      <w:r>
-        <w:rPr>
-          <w:rFonts w:ascii="Arial"/>
-        </w:rPr>
-        <w:t>the</w:t>
-      </w:r>
-      <w:r>
-        <w:rPr>
-          <w:rFonts w:ascii="Arial"/>
-          <w:spacing w:val="-24"/>
-        </w:rPr>
-        <w:t xml:space="preserve"> </w:t>
-      </w:r>
-      <w:r>
-        <w:rPr>
-          <w:rFonts w:ascii="Arial"/>
-        </w:rPr>
-        <w:t>external</w:t>
-      </w:r>
-      <w:r>
-        <w:rPr>
-          <w:rFonts w:ascii="Arial"/>
-          <w:spacing w:val="-23"/>
-        </w:rPr>
-        <w:t xml:space="preserve"> </w:t>
-      </w:r>
-      <w:r>
-        <w:rPr>
-          <w:rFonts w:ascii="Arial"/>
-        </w:rPr>
-        <w:t>validation(C-index=0.782</w:t>
-      </w:r>
-      <w:r>
-        <w:rPr>
-          <w:rFonts w:ascii="Arial"/>
-          <w:spacing w:val="-24"/>
-        </w:rPr>
-        <w:t xml:space="preserve"> </w:t>
-      </w:r>
-      <w:r>
-        <w:rPr>
-          <w:rFonts w:ascii="Arial"/>
-        </w:rPr>
-        <w:t>vs</w:t>
-      </w:r>
-      <w:r>
-        <w:rPr>
-          <w:rFonts w:ascii="Arial"/>
-          <w:spacing w:val="-23"/>
-        </w:rPr>
-        <w:t xml:space="preserve"> </w:t>
-      </w:r>
-      <w:r>
-        <w:rPr>
-          <w:rFonts w:ascii="Arial"/>
-        </w:rPr>
-        <w:t xml:space="preserve">0.650).The deep learning model identified </w:t>
-      </w:r>
-      <w:r>
-        <w:rPr>
-          <w:rFonts w:ascii="Arial"/>
-          <w:spacing w:val="-3"/>
-        </w:rPr>
-        <w:t xml:space="preserve">several </w:t>
-      </w:r>
-      <w:r>
-        <w:rPr>
-          <w:rFonts w:ascii="Arial"/>
-          <w:spacing w:val="-4"/>
-        </w:rPr>
-        <w:t xml:space="preserve">key </w:t>
-      </w:r>
-      <w:r>
-        <w:rPr>
-          <w:rFonts w:ascii="Arial"/>
-        </w:rPr>
-        <w:t xml:space="preserve">factors that significantly influence patient survival, including </w:t>
-      </w:r>
+          <w:rFonts w:hint="eastAsia" w:ascii="Arial"/>
+        </w:rPr>
+        <w:t>In total</w:t>
+      </w:r>
+      <w:r>
+        <w:rPr>
+          <w:rFonts w:hint="eastAsia" w:ascii="Arial" w:eastAsia="宋体"/>
+          <w:lang w:val="en-US" w:eastAsia="zh-CN"/>
+        </w:rPr>
+        <w:t>,</w:t>
+      </w:r>
+      <w:r>
+        <w:rPr>
+          <w:rFonts w:hint="eastAsia" w:ascii="Arial"/>
+        </w:rPr>
+        <w:t xml:space="preserve"> 10,314 patients were enrolled in the study. Surgery was associated with improved overall survival (OS) in patients with bone metastases, with 5-year OS rates of 76.9% versus 27.2% for the surgery and non-surgery groups, respectively (P = 0.035). Similarly, in patients with non–triple-negative disease, the 5-year OS rates were 84.0% versus 32.3% (P = 0.027).The deep learning network demonstrated greater stability and accuracy than the Cox proportional hazards model in predicting patient survival, both on the internal test dataset (C-index = 0.771 vs. 0.632) and in external validation (C-index = 0.782 vs. 0.650).Several important prognostic factors were identified by the deep learning model, such as</w:t>
+      </w:r>
+      <w:r>
+        <w:rPr>
+          <w:rFonts w:hint="eastAsia" w:ascii="Arial" w:eastAsia="宋体"/>
+          <w:lang w:val="en-US" w:eastAsia="zh-CN"/>
+        </w:rPr>
+        <w:t xml:space="preserve"> </w:t>
+      </w:r>
+      <w:bookmarkStart w:id="60" w:name="_GoBack"/>
+      <w:bookmarkEnd w:id="60"/>
       <w:r>
         <w:rPr>
           <w:rFonts w:ascii="Arial"/>
@@ -5356,8 +4397,8 @@
       <w:pPr>
         <w:spacing w:after="0" w:line="254" w:lineRule="auto"/>
         <w:sectPr>
-          <w:headerReference r:id="rId7" w:type="default"/>
-          <w:footerReference r:id="rId8" w:type="default"/>
+          <w:headerReference r:id="rId5" w:type="default"/>
+          <w:footerReference r:id="rId6" w:type="default"/>
           <w:pgSz w:w="11910" w:h="16840"/>
           <w:pgMar w:top="1180" w:right="760" w:bottom="1220" w:left="780" w:header="775" w:footer="1033" w:gutter="0"/>
           <w:cols w:space="720" w:num="1"/>
@@ -6807,7 +5848,7 @@
                     </pic:cNvPicPr>
                   </pic:nvPicPr>
                   <pic:blipFill>
-                    <a:blip r:embed="rId10" cstate="print"/>
+                    <a:blip r:embed="rId8" cstate="print"/>
                     <a:stretch>
                       <a:fillRect/>
                     </a:stretch>
@@ -6927,9 +5968,9 @@
         <w:ind w:left="577" w:right="0" w:hanging="404"/>
         <w:jc w:val="left"/>
       </w:pPr>
-      <w:bookmarkStart w:id="10" w:name="Patient Baseline Characteristics"/>
+      <w:bookmarkStart w:id="10" w:name="Results"/>
       <w:bookmarkEnd w:id="10"/>
-      <w:bookmarkStart w:id="11" w:name="Results"/>
+      <w:bookmarkStart w:id="11" w:name="Patient Baseline Characteristics"/>
       <w:bookmarkEnd w:id="11"/>
       <w:bookmarkStart w:id="12" w:name="Patient Baseline Characteristics"/>
       <w:bookmarkEnd w:id="12"/>
@@ -13541,7 +12582,7 @@
                     </pic:cNvPicPr>
                   </pic:nvPicPr>
                   <pic:blipFill>
-                    <a:blip r:embed="rId11" cstate="print"/>
+                    <a:blip r:embed="rId9" cstate="print"/>
                     <a:stretch>
                       <a:fillRect/>
                     </a:stretch>
@@ -13635,7 +12676,7 @@
                     </pic:cNvPicPr>
                   </pic:nvPicPr>
                   <pic:blipFill>
-                    <a:blip r:embed="rId12" cstate="print"/>
+                    <a:blip r:embed="rId10" cstate="print"/>
                     <a:stretch>
                       <a:fillRect/>
                     </a:stretch>
@@ -16515,7 +15556,7 @@
                     </pic:cNvPicPr>
                   </pic:nvPicPr>
                   <pic:blipFill>
-                    <a:blip r:embed="rId13" cstate="print"/>
+                    <a:blip r:embed="rId11" cstate="print"/>
                     <a:stretch>
                       <a:fillRect/>
                     </a:stretch>
@@ -16740,7 +15781,7 @@
                     </pic:cNvPicPr>
                   </pic:nvPicPr>
                   <pic:blipFill>
-                    <a:blip r:embed="rId14" cstate="print"/>
+                    <a:blip r:embed="rId12" cstate="print"/>
                     <a:stretch>
                       <a:fillRect/>
                     </a:stretch>
@@ -27470,80 +26511,6 @@
     </w:pPr>
     <w:r>
       <w:pict>
-        <v:line id="_x0000_s2049" o:spid="_x0000_s2049" o:spt="20" style="position:absolute;left:0pt;margin-left:45.4pt;margin-top:776.2pt;height:0pt;width:502.1pt;mso-position-horizontal-relative:page;mso-position-vertical-relative:page;z-index:-251655168;mso-width-relative:page;mso-height-relative:page;" stroked="t" coordsize="21600,21600">
-          <v:path arrowok="t"/>
-          <v:fill focussize="0,0"/>
-          <v:stroke weight="0.995984251968504pt" color="#000000"/>
-          <v:imagedata o:title=""/>
-          <o:lock v:ext="edit"/>
-        </v:line>
-      </w:pict>
-    </w:r>
-    <w:r>
-      <w:pict>
-        <v:shape id="_x0000_s2050" o:spid="_x0000_s2050" o:spt="202" type="#_x0000_t202" style="position:absolute;left:0pt;margin-left:538.45pt;margin-top:777.25pt;height:15.8pt;width:12.1pt;mso-position-horizontal-relative:page;mso-position-vertical-relative:page;z-index:-251655168;mso-width-relative:page;mso-height-relative:page;" filled="f" stroked="f" coordsize="21600,21600">
-          <v:path/>
-          <v:fill on="f" focussize="0,0"/>
-          <v:stroke on="f" joinstyle="miter"/>
-          <v:imagedata o:title=""/>
-          <o:lock v:ext="edit"/>
-          <v:textbox inset="0mm,0mm,0mm,0mm">
-            <w:txbxContent>
-              <w:p>
-                <w:pPr>
-                  <w:spacing w:before="21"/>
-                  <w:ind w:left="60" w:right="0" w:firstLine="0"/>
-                  <w:jc w:val="left"/>
-                  <w:rPr>
-                    <w:rFonts w:ascii="Arial"/>
-                    <w:b/>
-                    <w:sz w:val="22"/>
-                  </w:rPr>
-                </w:pPr>
-                <w:r>
-                  <w:fldChar w:fldCharType="begin"/>
-                </w:r>
-                <w:r>
-                  <w:rPr>
-                    <w:rFonts w:ascii="Arial"/>
-                    <w:b/>
-                    <w:w w:val="99"/>
-                    <w:sz w:val="22"/>
-                  </w:rPr>
-                  <w:instrText xml:space="preserve"> PAGE </w:instrText>
-                </w:r>
-                <w:r>
-                  <w:fldChar w:fldCharType="separate"/>
-                </w:r>
-                <w:r>
-                  <w:t>1</w:t>
-                </w:r>
-                <w:r>
-                  <w:fldChar w:fldCharType="end"/>
-                </w:r>
-              </w:p>
-            </w:txbxContent>
-          </v:textbox>
-        </v:shape>
-      </w:pict>
-    </w:r>
-  </w:p>
-</w:ftr>
-</file>
-
-<file path=word/footer2.xml><?xml version="1.0" encoding="utf-8"?>
-<w:ftr xmlns:wpc="http://schemas.microsoft.com/office/word/2010/wordprocessingCanvas" xmlns:mc="http://schemas.openxmlformats.org/markup-compatibility/2006" xmlns:o="urn:schemas-microsoft-com:office:office" xmlns:r="http://schemas.openxmlformats.org/officeDocument/2006/relationships" xmlns:m="http://schemas.openxmlformats.org/officeDocument/2006/math" xmlns:v="urn:schemas-microsoft-com:vml" xmlns:wp14="http://schemas.microsoft.com/office/word/2010/wordprocessingDrawing" xmlns:wp="http://schemas.openxmlformats.org/drawingml/2006/wordprocessingDrawing" xmlns:w10="urn:schemas-microsoft-com:office:word" xmlns:w="http://schemas.openxmlformats.org/wordprocessingml/2006/main" xmlns:w14="http://schemas.microsoft.com/office/word/2010/wordml" xmlns:w15="http://schemas.microsoft.com/office/word/2012/wordml" xmlns:wpg="http://schemas.microsoft.com/office/word/2010/wordprocessingGroup" xmlns:wpi="http://schemas.microsoft.com/office/word/2010/wordprocessingInk" xmlns:wne="http://schemas.microsoft.com/office/word/2006/wordml" xmlns:wps="http://schemas.microsoft.com/office/word/2010/wordprocessingShape" xmlns:wpsCustomData="http://www.wps.cn/officeDocument/2013/wpsCustomData" mc:Ignorable="w14 w15 wp14">
-  <w:p>
-    <w:pPr>
-      <w:pStyle w:val="4"/>
-      <w:spacing w:line="14" w:lineRule="auto"/>
-      <w:jc w:val="left"/>
-      <w:rPr>
-        <w:sz w:val="20"/>
-      </w:rPr>
-    </w:pPr>
-    <w:r>
-      <w:pict>
         <v:line id="_x0000_s2054" o:spid="_x0000_s2054" o:spt="20" style="position:absolute;left:0pt;margin-left:47.7pt;margin-top:776.45pt;height:0pt;width:502.1pt;mso-position-horizontal-relative:page;mso-position-vertical-relative:page;z-index:-251653120;mso-width-relative:page;mso-height-relative:page;" stroked="t" coordsize="21600,21600">
           <v:path arrowok="t"/>
           <v:fill focussize="0,0"/>
@@ -27657,16 +26624,6 @@
 </file>
 
 <file path=word/header1.xml><?xml version="1.0" encoding="utf-8"?>
-<w:hdr xmlns:wpc="http://schemas.microsoft.com/office/word/2010/wordprocessingCanvas" xmlns:mc="http://schemas.openxmlformats.org/markup-compatibility/2006" xmlns:o="urn:schemas-microsoft-com:office:office" xmlns:r="http://schemas.openxmlformats.org/officeDocument/2006/relationships" xmlns:m="http://schemas.openxmlformats.org/officeDocument/2006/math" xmlns:v="urn:schemas-microsoft-com:vml" xmlns:wp14="http://schemas.microsoft.com/office/word/2010/wordprocessingDrawing" xmlns:wp="http://schemas.openxmlformats.org/drawingml/2006/wordprocessingDrawing" xmlns:w10="urn:schemas-microsoft-com:office:word" xmlns:w="http://schemas.openxmlformats.org/wordprocessingml/2006/main" xmlns:w14="http://schemas.microsoft.com/office/word/2010/wordml" xmlns:w15="http://schemas.microsoft.com/office/word/2012/wordml" xmlns:wpg="http://schemas.microsoft.com/office/word/2010/wordprocessingGroup" xmlns:wpi="http://schemas.microsoft.com/office/word/2010/wordprocessingInk" xmlns:wne="http://schemas.microsoft.com/office/word/2006/wordml" xmlns:wps="http://schemas.microsoft.com/office/word/2010/wordprocessingShape" xmlns:wpsCustomData="http://www.wps.cn/officeDocument/2013/wpsCustomData" mc:Ignorable="w14 w15 wp14">
-  <w:p>
-    <w:pPr>
-      <w:pStyle w:val="5"/>
-    </w:pPr>
-  </w:p>
-</w:hdr>
-</file>
-
-<file path=word/header2.xml><?xml version="1.0" encoding="utf-8"?>
 <w:hdr xmlns:wpc="http://schemas.microsoft.com/office/word/2010/wordprocessingCanvas" xmlns:mc="http://schemas.openxmlformats.org/markup-compatibility/2006" xmlns:o="urn:schemas-microsoft-com:office:office" xmlns:r="http://schemas.openxmlformats.org/officeDocument/2006/relationships" xmlns:m="http://schemas.openxmlformats.org/officeDocument/2006/math" xmlns:v="urn:schemas-microsoft-com:vml" xmlns:wp14="http://schemas.microsoft.com/office/word/2010/wordprocessingDrawing" xmlns:wp="http://schemas.openxmlformats.org/drawingml/2006/wordprocessingDrawing" xmlns:w10="urn:schemas-microsoft-com:office:word" xmlns:w="http://schemas.openxmlformats.org/wordprocessingml/2006/main" xmlns:w14="http://schemas.microsoft.com/office/word/2010/wordml" xmlns:w15="http://schemas.microsoft.com/office/word/2012/wordml" xmlns:wpg="http://schemas.microsoft.com/office/word/2010/wordprocessingGroup" xmlns:wpi="http://schemas.microsoft.com/office/word/2010/wordprocessingInk" xmlns:wne="http://schemas.microsoft.com/office/word/2006/wordml" xmlns:wps="http://schemas.microsoft.com/office/word/2010/wordprocessingShape" xmlns:wpsCustomData="http://www.wps.cn/officeDocument/2013/wpsCustomData" mc:Ignorable="w14 w15 wp14">
   <w:p>
     <w:pPr>
@@ -28770,11 +27727,8 @@
     <customSectPr/>
     <customSectPr/>
     <customSectPr/>
-    <customSectPr/>
   </customSectProps>
   <customShpExts>
-    <customShpInfo spid="_x0000_s2049"/>
-    <customShpInfo spid="_x0000_s2050"/>
     <customShpInfo spid="_x0000_s2051"/>
     <customShpInfo spid="_x0000_s2052"/>
     <customShpInfo spid="_x0000_s2053"/>
